--- a/Science Books/QED Course/Lesson 65 Ultraviolet Divergences.docx
+++ b/Science Books/QED Course/Lesson 65 Ultraviolet Divergences.docx
@@ -417,8 +417,47 @@
       <m:oMathPara>
         <m:oMath>
           <m:r>
-            <m:t xml:space="preserve">D = 4L − 2 P_γ − P_e</m:t>
+            <m:t xml:space="preserve">D</m:t>
           </m:r>
+          <m:r>
+            <m:t xml:space="preserve">=</m:t>
+          </m:r>
+          <m:r>
+            <m:t xml:space="preserve">4L</m:t>
+          </m:r>
+          <m:r>
+            <m:t xml:space="preserve">−</m:t>
+          </m:r>
+          <m:r>
+            <m:t xml:space="preserve">2</m:t>
+          </m:r>
+          <m:sSub>
+            <m:e>
+              <m:r>
+                <m:t xml:space="preserve">P</m:t>
+              </m:r>
+            </m:e>
+            <m:sub>
+              <m:r>
+                <m:t xml:space="preserve">γ</m:t>
+              </m:r>
+            </m:sub>
+          </m:sSub>
+          <m:r>
+            <m:t xml:space="preserve">−</m:t>
+          </m:r>
+          <m:sSub>
+            <m:e>
+              <m:r>
+                <m:t xml:space="preserve">P</m:t>
+              </m:r>
+            </m:e>
+            <m:sub>
+              <m:r>
+                <m:t xml:space="preserve">e</m:t>
+              </m:r>
+            </m:sub>
+          </m:sSub>
         </m:oMath>
       </m:oMathPara>
     </w:p>
@@ -542,8 +581,41 @@
       <m:oMathPara>
         <m:oMath>
           <m:r>
-            <m:t xml:space="preserve">2V = 2 P_e + E_e</m:t>
+            <m:t xml:space="preserve">2V</m:t>
           </m:r>
+          <m:r>
+            <m:t xml:space="preserve">=</m:t>
+          </m:r>
+          <m:r>
+            <m:t xml:space="preserve">2</m:t>
+          </m:r>
+          <m:sSub>
+            <m:e>
+              <m:r>
+                <m:t xml:space="preserve">P</m:t>
+              </m:r>
+            </m:e>
+            <m:sub>
+              <m:r>
+                <m:t xml:space="preserve">e</m:t>
+              </m:r>
+            </m:sub>
+          </m:sSub>
+          <m:r>
+            <m:t xml:space="preserve">+</m:t>
+          </m:r>
+          <m:sSub>
+            <m:e>
+              <m:r>
+                <m:t xml:space="preserve">E</m:t>
+              </m:r>
+            </m:e>
+            <m:sub>
+              <m:r>
+                <m:t xml:space="preserve">e</m:t>
+              </m:r>
+            </m:sub>
+          </m:sSub>
         </m:oMath>
       </m:oMathPara>
     </w:p>
@@ -560,8 +632,41 @@
       <m:oMathPara>
         <m:oMath>
           <m:r>
-            <m:t xml:space="preserve">V = 2 P_γ + E_γ</m:t>
+            <m:t xml:space="preserve">V</m:t>
           </m:r>
+          <m:r>
+            <m:t xml:space="preserve">=</m:t>
+          </m:r>
+          <m:r>
+            <m:t xml:space="preserve">2</m:t>
+          </m:r>
+          <m:sSub>
+            <m:e>
+              <m:r>
+                <m:t xml:space="preserve">P</m:t>
+              </m:r>
+            </m:e>
+            <m:sub>
+              <m:r>
+                <m:t xml:space="preserve">γ</m:t>
+              </m:r>
+            </m:sub>
+          </m:sSub>
+          <m:r>
+            <m:t xml:space="preserve">+</m:t>
+          </m:r>
+          <m:sSub>
+            <m:e>
+              <m:r>
+                <m:t xml:space="preserve">E</m:t>
+              </m:r>
+            </m:e>
+            <m:sub>
+              <m:r>
+                <m:t xml:space="preserve">γ</m:t>
+              </m:r>
+            </m:sub>
+          </m:sSub>
         </m:oMath>
       </m:oMathPara>
     </w:p>
@@ -586,7 +691,148 @@
       <m:oMathPara>
         <m:oMath>
           <m:r>
-            <m:t xml:space="preserve">L = (V−E_e/2) + (V−E_γ)/2 − V + 1 = V/2 − E_e/2 − E_γ/2 + 1</m:t>
+            <m:t xml:space="preserve">L</m:t>
+          </m:r>
+          <m:r>
+            <m:t xml:space="preserve">=</m:t>
+          </m:r>
+          <m:r>
+            <m:t xml:space="preserve">V</m:t>
+          </m:r>
+          <m:r>
+            <m:t xml:space="preserve">−</m:t>
+          </m:r>
+          <m:f>
+            <m:num>
+              <m:sSub>
+                <m:e>
+                  <m:r>
+                    <m:t xml:space="preserve">E</m:t>
+                  </m:r>
+                </m:e>
+                <m:sub>
+                  <m:r>
+                    <m:t xml:space="preserve">e</m:t>
+                  </m:r>
+                </m:sub>
+              </m:sSub>
+            </m:num>
+            <m:den>
+              <m:r>
+                <m:t xml:space="preserve">2</m:t>
+              </m:r>
+            </m:den>
+          </m:f>
+          <m:r>
+            <m:t xml:space="preserve">+</m:t>
+          </m:r>
+          <m:f>
+            <m:num>
+              <m:r>
+                <m:t xml:space="preserve">V</m:t>
+              </m:r>
+              <m:r>
+                <m:t xml:space="preserve">−</m:t>
+              </m:r>
+              <m:sSub>
+                <m:e>
+                  <m:r>
+                    <m:t xml:space="preserve">E</m:t>
+                  </m:r>
+                </m:e>
+                <m:sub>
+                  <m:r>
+                    <m:t xml:space="preserve">γ</m:t>
+                  </m:r>
+                </m:sub>
+              </m:sSub>
+            </m:num>
+            <m:den>
+              <m:r>
+                <m:t xml:space="preserve">2</m:t>
+              </m:r>
+            </m:den>
+          </m:f>
+          <m:r>
+            <m:t xml:space="preserve">−</m:t>
+          </m:r>
+          <m:r>
+            <m:t xml:space="preserve">V</m:t>
+          </m:r>
+          <m:r>
+            <m:t xml:space="preserve">+</m:t>
+          </m:r>
+          <m:r>
+            <m:t xml:space="preserve">1</m:t>
+          </m:r>
+          <m:r>
+            <m:t xml:space="preserve">=</m:t>
+          </m:r>
+          <m:f>
+            <m:num>
+              <m:r>
+                <m:t xml:space="preserve">V</m:t>
+              </m:r>
+            </m:num>
+            <m:den>
+              <m:r>
+                <m:t xml:space="preserve">2</m:t>
+              </m:r>
+            </m:den>
+          </m:f>
+          <m:r>
+            <m:t xml:space="preserve">−</m:t>
+          </m:r>
+          <m:f>
+            <m:num>
+              <m:sSub>
+                <m:e>
+                  <m:r>
+                    <m:t xml:space="preserve">E</m:t>
+                  </m:r>
+                </m:e>
+                <m:sub>
+                  <m:r>
+                    <m:t xml:space="preserve">e</m:t>
+                  </m:r>
+                </m:sub>
+              </m:sSub>
+            </m:num>
+            <m:den>
+              <m:r>
+                <m:t xml:space="preserve">2</m:t>
+              </m:r>
+            </m:den>
+          </m:f>
+          <m:r>
+            <m:t xml:space="preserve">−</m:t>
+          </m:r>
+          <m:f>
+            <m:num>
+              <m:sSub>
+                <m:e>
+                  <m:r>
+                    <m:t xml:space="preserve">E</m:t>
+                  </m:r>
+                </m:e>
+                <m:sub>
+                  <m:r>
+                    <m:t xml:space="preserve">γ</m:t>
+                  </m:r>
+                </m:sub>
+              </m:sSub>
+            </m:num>
+            <m:den>
+              <m:r>
+                <m:t xml:space="preserve">2</m:t>
+              </m:r>
+            </m:den>
+          </m:f>
+          <m:r>
+            <m:t xml:space="preserve">+</m:t>
+          </m:r>
+          <m:r>
+            <m:t xml:space="preserve">1</m:t>
           </m:r>
         </m:oMath>
       </m:oMathPara>
@@ -604,8 +850,56 @@
       <m:oMathPara>
         <m:oMath>
           <m:r>
-            <m:t xml:space="preserve">D = 4 − (3/2) E_e − E_γ</m:t>
+            <m:t xml:space="preserve">D</m:t>
           </m:r>
+          <m:r>
+            <m:t xml:space="preserve">=</m:t>
+          </m:r>
+          <m:r>
+            <m:t xml:space="preserve">4</m:t>
+          </m:r>
+          <m:r>
+            <m:t xml:space="preserve">−</m:t>
+          </m:r>
+          <m:f>
+            <m:num>
+              <m:r>
+                <m:t xml:space="preserve">3</m:t>
+              </m:r>
+            </m:num>
+            <m:den>
+              <m:r>
+                <m:t xml:space="preserve">2</m:t>
+              </m:r>
+            </m:den>
+          </m:f>
+          <m:sSub>
+            <m:e>
+              <m:r>
+                <m:t xml:space="preserve">E</m:t>
+              </m:r>
+            </m:e>
+            <m:sub>
+              <m:r>
+                <m:t xml:space="preserve">e</m:t>
+              </m:r>
+            </m:sub>
+          </m:sSub>
+          <m:r>
+            <m:t xml:space="preserve">−</m:t>
+          </m:r>
+          <m:sSub>
+            <m:e>
+              <m:r>
+                <m:t xml:space="preserve">E</m:t>
+              </m:r>
+            </m:e>
+            <m:sub>
+              <m:r>
+                <m:t xml:space="preserve">γ</m:t>
+              </m:r>
+            </m:sub>
+          </m:sSub>
         </m:oMath>
       </m:oMathPara>
     </w:p>

--- a/Science Books/QED Course/Lesson 65 Ultraviolet Divergences.docx
+++ b/Science Books/QED Course/Lesson 65 Ultraviolet Divergences.docx
@@ -58,7 +58,7 @@
     </w:p>
     <w:p>
       <w:pPr>
-        <w:pStyle w:val="Heading1"/>
+        <w:pStyle w:val="Heading2"/>
       </w:pPr>
       <w:r>
         <w:t>How to use this lesson</w:t>
@@ -71,7 +71,7 @@
     </w:p>
     <w:p>
       <w:pPr>
-        <w:pStyle w:val="Heading2"/>
+        <w:pStyle w:val="Heading3"/>
       </w:pPr>
       <w:r>
         <w:t>Learning objectives</w:t>
@@ -135,7 +135,7 @@
     </w:p>
     <w:p>
       <w:pPr>
-        <w:pStyle w:val="Heading2"/>
+        <w:pStyle w:val="Heading3"/>
       </w:pPr>
       <w:r>
         <w:t>Notation and conventions</w:t>
@@ -351,7 +351,7 @@
     </w:tbl>
     <w:p>
       <w:pPr>
-        <w:pStyle w:val="Heading1"/>
+        <w:pStyle w:val="Heading2"/>
       </w:pPr>
       <w:r>
         <w:t>1 Three answers, one question</w:t>
@@ -364,7 +364,7 @@
     </w:p>
     <w:p>
       <w:pPr>
-        <w:pStyle w:val="Heading1"/>
+        <w:pStyle w:val="Heading2"/>
       </w:pPr>
       <w:r>
         <w:t>2 Counting powers without picking a diagram first</w:t>
@@ -372,7 +372,7 @@
     </w:p>
     <w:p>
       <w:pPr>
-        <w:pStyle w:val="Heading2"/>
+        <w:pStyle w:val="Heading3"/>
       </w:pPr>
       <w:r>
         <w:t>2.1 What a loop contributes</w:t>
@@ -385,7 +385,7 @@
     </w:p>
     <w:p>
       <w:pPr>
-        <w:pStyle w:val="Heading2"/>
+        <w:pStyle w:val="Heading3"/>
       </w:pPr>
       <w:r>
         <w:t>2.2 What a propagator contributes</w:t>
@@ -398,7 +398,7 @@
     </w:p>
     <w:p>
       <w:pPr>
-        <w:pStyle w:val="Heading2"/>
+        <w:pStyle w:val="Heading3"/>
       </w:pPr>
       <w:r>
         <w:t>2.3 The formula</w:t>
@@ -467,10 +467,11 @@
       </w:r>
     </w:p>
     <w:p>
-      <w:pPr>
-        <w:pStyle w:val="Heading3"/>
-      </w:pPr>
       <w:r>
+        <w:rPr>
+          <w:b/>
+          <w:i/>
+        </w:rPr>
         <w:t>Worked example 1</w:t>
       </w:r>
     </w:p>
@@ -481,7 +482,7 @@
     </w:p>
     <w:p>
       <w:pPr>
-        <w:pStyle w:val="Heading1"/>
+        <w:pStyle w:val="Heading2"/>
       </w:pPr>
       <w:r>
         <w:t>3 Checking the formula against what is already known</w:t>
@@ -489,7 +490,7 @@
     </w:p>
     <w:p>
       <w:pPr>
-        <w:pStyle w:val="Heading2"/>
+        <w:pStyle w:val="Heading3"/>
       </w:pPr>
       <w:r>
         <w:t>3.1 Vacuum polarization</w:t>
@@ -502,7 +503,7 @@
     </w:p>
     <w:p>
       <w:pPr>
-        <w:pStyle w:val="Heading2"/>
+        <w:pStyle w:val="Heading3"/>
       </w:pPr>
       <w:r>
         <w:t>3.2 Electron self-energy</w:t>
@@ -515,7 +516,7 @@
     </w:p>
     <w:p>
       <w:pPr>
-        <w:pStyle w:val="Heading2"/>
+        <w:pStyle w:val="Heading3"/>
       </w:pPr>
       <w:r>
         <w:t>3.3 Vertex correction</w:t>
@@ -527,10 +528,11 @@
       </w:r>
     </w:p>
     <w:p>
-      <w:pPr>
-        <w:pStyle w:val="Heading3"/>
-      </w:pPr>
       <w:r>
+        <w:rPr>
+          <w:b/>
+          <w:i/>
+        </w:rPr>
         <w:t>Worked example 2</w:t>
       </w:r>
     </w:p>
@@ -541,7 +543,7 @@
     </w:p>
     <w:p>
       <w:pPr>
-        <w:pStyle w:val="Heading1"/>
+        <w:pStyle w:val="Heading2"/>
       </w:pPr>
       <w:r>
         <w:t>4 A formula that does not need internal lines at all</w:t>
@@ -549,7 +551,7 @@
     </w:p>
     <w:p>
       <w:pPr>
-        <w:pStyle w:val="Heading2"/>
+        <w:pStyle w:val="Heading3"/>
       </w:pPr>
       <w:r>
         <w:t>4.1 What a QED vertex fixes</w:t>
@@ -562,7 +564,7 @@
     </w:p>
     <w:p>
       <w:pPr>
-        <w:pStyle w:val="Heading2"/>
+        <w:pStyle w:val="Heading3"/>
       </w:pPr>
       <w:r>
         <w:t>4.2 Where those ends go</w:t>
@@ -672,7 +674,7 @@
     </w:p>
     <w:p>
       <w:pPr>
-        <w:pStyle w:val="Heading2"/>
+        <w:pStyle w:val="Heading3"/>
       </w:pPr>
       <w:r>
         <w:t>4.3 Substituting away the internal-line counts</w:t>
@@ -909,10 +911,11 @@
       </w:r>
     </w:p>
     <w:p>
-      <w:pPr>
-        <w:pStyle w:val="Heading3"/>
-      </w:pPr>
       <w:r>
+        <w:rPr>
+          <w:b/>
+          <w:i/>
+        </w:rPr>
         <w:t>Worked example 3</w:t>
       </w:r>
     </w:p>
@@ -923,7 +926,7 @@
     </w:p>
     <w:p>
       <w:pPr>
-        <w:pStyle w:val="Heading1"/>
+        <w:pStyle w:val="Heading2"/>
       </w:pPr>
       <w:r>
         <w:t>5 What the formula predicts</w:t>
@@ -931,7 +934,7 @@
     </w:p>
     <w:p>
       <w:pPr>
-        <w:pStyle w:val="Heading2"/>
+        <w:pStyle w:val="Heading3"/>
       </w:pPr>
       <w:r>
         <w:t>5.1 A short list</w:t>
@@ -1343,7 +1346,7 @@
     </w:p>
     <w:p>
       <w:pPr>
-        <w:pStyle w:val="Heading2"/>
+        <w:pStyle w:val="Heading3"/>
       </w:pPr>
       <w:r>
         <w:t>5.2 Why a short list is good news</w:t>
@@ -1355,10 +1358,11 @@
       </w:r>
     </w:p>
     <w:p>
-      <w:pPr>
-        <w:pStyle w:val="Heading3"/>
-      </w:pPr>
       <w:r>
+        <w:rPr>
+          <w:b/>
+          <w:i/>
+        </w:rPr>
         <w:t>Worked example 4</w:t>
       </w:r>
     </w:p>
@@ -1369,7 +1373,7 @@
     </w:p>
     <w:p>
       <w:pPr>
-        <w:pStyle w:val="Heading1"/>
+        <w:pStyle w:val="Heading2"/>
       </w:pPr>
       <w:r>
         <w:t>6 Connections to QED</w:t>
@@ -1585,7 +1589,7 @@
     </w:tbl>
     <w:p>
       <w:pPr>
-        <w:pStyle w:val="Heading1"/>
+        <w:pStyle w:val="Heading2"/>
       </w:pPr>
       <w:r>
         <w:t>7 Summary</w:t>
@@ -1653,7 +1657,7 @@
     </w:p>
     <w:p>
       <w:pPr>
-        <w:pStyle w:val="Heading1"/>
+        <w:pStyle w:val="Heading2"/>
       </w:pPr>
       <w:r>
         <w:t>Exercises</w:t>
@@ -2313,7 +2317,7 @@
     </w:tbl>
     <w:p>
       <w:pPr>
-        <w:pStyle w:val="Heading1"/>
+        <w:pStyle w:val="Heading2"/>
       </w:pPr>
       <w:r>
         <w:t>Solutions</w:t>
@@ -2545,7 +2549,7 @@
     </w:p>
     <w:p>
       <w:pPr>
-        <w:pStyle w:val="Heading1"/>
+        <w:pStyle w:val="Heading2"/>
       </w:pPr>
       <w:r>
         <w:t>Mastery checklist</w:t>
@@ -2601,7 +2605,7 @@
     </w:p>
     <w:p>
       <w:pPr>
-        <w:pStyle w:val="Heading1"/>
+        <w:pStyle w:val="Heading2"/>
       </w:pPr>
       <w:r>
         <w:t>Next lesson</w:t>

--- a/Science Books/QED Course/Lesson 65 Ultraviolet Divergences.docx
+++ b/Science Books/QED Course/Lesson 65 Ultraviolet Divergences.docx
@@ -431,6 +431,9 @@
           <m:r>
             <m:t xml:space="preserve">2</m:t>
           </m:r>
+          <m:r>
+            <m:t xml:space="preserve"> </m:t>
+          </m:r>
           <m:sSub>
             <m:e>
               <m:r>
@@ -591,6 +594,9 @@
           <m:r>
             <m:t xml:space="preserve">2</m:t>
           </m:r>
+          <m:r>
+            <m:t xml:space="preserve"> </m:t>
+          </m:r>
           <m:sSub>
             <m:e>
               <m:r>
@@ -641,6 +647,9 @@
           </m:r>
           <m:r>
             <m:t xml:space="preserve">2</m:t>
+          </m:r>
+          <m:r>
+            <m:t xml:space="preserve"> </m:t>
           </m:r>
           <m:sSub>
             <m:e>
@@ -698,33 +707,38 @@
           <m:r>
             <m:t xml:space="preserve">=</m:t>
           </m:r>
-          <m:r>
-            <m:t xml:space="preserve">V</m:t>
-          </m:r>
-          <m:r>
-            <m:t xml:space="preserve">−</m:t>
-          </m:r>
-          <m:f>
-            <m:num>
-              <m:sSub>
-                <m:e>
+          <m:d>
+            <m:dPr/>
+            <m:e>
+              <m:r>
+                <m:t xml:space="preserve">V</m:t>
+              </m:r>
+              <m:r>
+                <m:t xml:space="preserve">−</m:t>
+              </m:r>
+              <m:f>
+                <m:num>
+                  <m:sSub>
+                    <m:e>
+                      <m:r>
+                        <m:t xml:space="preserve">E</m:t>
+                      </m:r>
+                    </m:e>
+                    <m:sub>
+                      <m:r>
+                        <m:t xml:space="preserve">e</m:t>
+                      </m:r>
+                    </m:sub>
+                  </m:sSub>
+                </m:num>
+                <m:den>
                   <m:r>
-                    <m:t xml:space="preserve">E</m:t>
+                    <m:t xml:space="preserve">2</m:t>
                   </m:r>
-                </m:e>
-                <m:sub>
-                  <m:r>
-                    <m:t xml:space="preserve">e</m:t>
-                  </m:r>
-                </m:sub>
-              </m:sSub>
-            </m:num>
-            <m:den>
-              <m:r>
-                <m:t xml:space="preserve">2</m:t>
-              </m:r>
-            </m:den>
-          </m:f>
+                </m:den>
+              </m:f>
+            </m:e>
+          </m:d>
           <m:r>
             <m:t xml:space="preserve">+</m:t>
           </m:r>
@@ -875,6 +889,9 @@
               </m:r>
             </m:den>
           </m:f>
+          <m:r>
+            <m:t xml:space="preserve"> </m:t>
+          </m:r>
           <m:sSub>
             <m:e>
               <m:r>
